--- a/CASE/eJagriti_Filing_Package/05_Consumer_Complaint_with_Affidavit/05A_Consumer_Complaint_S35_CPA2019.docx
+++ b/CASE/eJagriti_Filing_Package/05_Consumer_Complaint_with_Affidavit/05A_Consumer_Complaint_S35_CPA2019.docx
@@ -88,7 +88,7 @@
           <w:i w:val="0"/>
           <w:sz w:val="24"/>
         </w:rPr>
-        <w:t>Aged about 53 years,</w:t>
+        <w:t>S/o Shri Surendra Gandhi, aged about 53 years,</w:t>
       </w:r>
     </w:p>
     <w:p>
@@ -1723,25 +1723,7 @@
           <w:i/>
           <w:sz w:val="22"/>
         </w:rPr>
-        <w:t xml:space="preserve">"Externally shows </w:t>
-      </w:r>
-      <w:r>
-        <w:rPr>
-          <w:rFonts w:ascii="Times New Roman" w:hAnsi="Times New Roman" w:cs="Nirmala UI" w:eastAsia="Times New Roman"/>
-          <w:b w:val="0"/>
-          <w:i/>
-          <w:sz w:val="22"/>
-        </w:rPr>
-        <w:t>cauliflower like lesion</w:t>
-      </w:r>
-      <w:r>
-        <w:rPr>
-          <w:rFonts w:ascii="Times New Roman" w:hAnsi="Times New Roman" w:cs="Nirmala UI" w:eastAsia="Times New Roman"/>
-          <w:b w:val="0"/>
-          <w:i/>
-          <w:sz w:val="22"/>
-        </w:rPr>
-        <w:t xml:space="preserve"> measures 3.5 x 3 x 0.8 cm."</w:t>
+        <w:t xml:space="preserve">"Externally shows cauliflower like lesion measures 3.5 x 3 x 0.8 cm."</w:t>
       </w:r>
     </w:p>
     <w:p>
@@ -2009,43 +1991,7 @@
           <w:i/>
           <w:sz w:val="22"/>
         </w:rPr>
-        <w:t xml:space="preserve">"Mr. Vikas Gandhi, 54 yrs Male, R/o D-20, Dayanand Nagar, Ghaziabad </w:t>
-      </w:r>
-      <w:r>
-        <w:rPr>
-          <w:rFonts w:ascii="Times New Roman" w:hAnsi="Times New Roman" w:cs="Nirmala UI" w:eastAsia="Times New Roman"/>
-          <w:b w:val="0"/>
-          <w:i/>
-          <w:sz w:val="22"/>
-        </w:rPr>
-        <w:t>was suffering from Phimosis with Balanitis with meatal stenosis &amp; UTI. His surgery was must in view of unable to pass urine &amp; UTI. His Preputial Biopsy came out to be (BXO) which is a pre-malignant condition</w:t>
-      </w:r>
-      <w:r>
-        <w:rPr>
-          <w:rFonts w:ascii="Times New Roman" w:hAnsi="Times New Roman" w:cs="Nirmala UI" w:eastAsia="Times New Roman"/>
-          <w:b w:val="0"/>
-          <w:i/>
-          <w:sz w:val="22"/>
-        </w:rPr>
-        <w:t xml:space="preserve"> &amp; not any elective or cosmetic surgery. </w:t>
-      </w:r>
-      <w:r>
-        <w:rPr>
-          <w:rFonts w:ascii="Times New Roman" w:hAnsi="Times New Roman" w:cs="Nirmala UI" w:eastAsia="Times New Roman"/>
-          <w:b w:val="0"/>
-          <w:i/>
-          <w:sz w:val="22"/>
-        </w:rPr>
-        <w:t>There is life threatening infection risk &amp; risk of penile cancer if not treated…</w:t>
-      </w:r>
-      <w:r>
-        <w:rPr>
-          <w:rFonts w:ascii="Times New Roman" w:hAnsi="Times New Roman" w:cs="Nirmala UI" w:eastAsia="Times New Roman"/>
-          <w:b w:val="0"/>
-          <w:i/>
-          <w:sz w:val="22"/>
-        </w:rPr>
-        <w:t>"</w:t>
+        <w:t xml:space="preserve">"Mr. Vikas Gandhi, 54 yrs Male, R/o D-20, Dayanand Nagar, Ghaziabad was suffering from Phimosis with Balanitis with meatal stenosis &amp; UTI. His surgery was must in view of unable to pass urine &amp; UTI. His Preputial Biopsy came out to be (BXO) which is a pre-malignant condition &amp; not any elective or cosmetic surgery. There is life threatening infection risk &amp; risk of penile cancer if not treated…"</w:t>
       </w:r>
     </w:p>
     <w:p>
@@ -3350,25 +3296,7 @@
           <w:i/>
           <w:sz w:val="22"/>
         </w:rPr>
-        <w:t xml:space="preserve">"It is noted that </w:t>
-      </w:r>
-      <w:r>
-        <w:rPr>
-          <w:rFonts w:ascii="Times New Roman" w:hAnsi="Times New Roman" w:cs="Nirmala UI" w:eastAsia="Times New Roman"/>
-          <w:b w:val="0"/>
-          <w:i/>
-          <w:sz w:val="22"/>
-        </w:rPr>
-        <w:t>it is not disputed that the procedure was medically necessary</w:t>
-      </w:r>
-      <w:r>
-        <w:rPr>
-          <w:rFonts w:ascii="Times New Roman" w:hAnsi="Times New Roman" w:cs="Nirmala UI" w:eastAsia="Times New Roman"/>
-          <w:b w:val="0"/>
-          <w:i/>
-          <w:sz w:val="22"/>
-        </w:rPr>
-        <w:t xml:space="preserve"> and it was undertaken to address the complaint/problem of poor flow of urine, and it has also been conveyed by complainant that he had serious infection."</w:t>
+        <w:t xml:space="preserve">"It is noted that it is not disputed that the procedure was medically necessary and it was undertaken to address the complaint/problem of poor flow of urine, and it has also been conveyed by complainant that he had serious infection."</w:t>
       </w:r>
     </w:p>
     <w:p>
@@ -3405,25 +3333,7 @@
           <w:i/>
           <w:sz w:val="22"/>
         </w:rPr>
-        <w:t xml:space="preserve">"In this sense, the procedure involving circumcision + meatoplasty </w:t>
-      </w:r>
-      <w:r>
-        <w:rPr>
-          <w:rFonts w:ascii="Times New Roman" w:hAnsi="Times New Roman" w:cs="Nirmala UI" w:eastAsia="Times New Roman"/>
-          <w:b w:val="0"/>
-          <w:i/>
-          <w:sz w:val="22"/>
-        </w:rPr>
-        <w:t>would not be covered under the Permanent Exclusion clause 4.2.3</w:t>
-      </w:r>
-      <w:r>
-        <w:rPr>
-          <w:rFonts w:ascii="Times New Roman" w:hAnsi="Times New Roman" w:cs="Nirmala UI" w:eastAsia="Times New Roman"/>
-          <w:b w:val="0"/>
-          <w:i/>
-          <w:sz w:val="22"/>
-        </w:rPr>
-        <w:t xml:space="preserve"> of the policy as it has been necessitated by illness and forming part of treatment."</w:t>
+        <w:t xml:space="preserve">"In this sense, the procedure involving circumcision + meatoplasty would not be covered under the Permanent Exclusion clause 4.2.3 of the policy as it has been necessitated by illness and forming part of treatment."</w:t>
       </w:r>
     </w:p>
     <w:p>
